--- a/Docs/00_CanJFS/R1_18062026/R1_CanJFS_Figure_6.docx
+++ b/Docs/00_CanJFS/R1_18062026/R1_CanJFS_Figure_6.docx
@@ -14,10 +14,10 @@
           <w:noProof/>
         </w:rPr>
         <w:drawing>
-          <wp:inline distT="0" distB="0" distL="0" distR="0" wp14:anchorId="600DFCB8" wp14:editId="13A4FF94">
-            <wp:extent cx="4746171" cy="4746171"/>
-            <wp:effectExtent l="0" t="0" r="3810" b="3810"/>
-            <wp:docPr id="1512324811" name="Picture 6" descr="A graph with numbers and colored lines&#10;&#10;AI-generated content may be incorrect."/>
+          <wp:inline distT="0" distB="0" distL="0" distR="0" wp14:anchorId="20F6777E" wp14:editId="2A52D7E5">
+            <wp:extent cx="4807543" cy="4807543"/>
+            <wp:effectExtent l="0" t="0" r="0" b="0"/>
+            <wp:docPr id="678591491" name="Picture 6"/>
             <wp:cNvGraphicFramePr>
               <a:graphicFrameLocks xmlns:a="http://schemas.openxmlformats.org/drawingml/2006/main" noChangeAspect="1"/>
             </wp:cNvGraphicFramePr>
@@ -25,7 +25,7 @@
               <a:graphicData uri="http://schemas.openxmlformats.org/drawingml/2006/picture">
                 <pic:pic xmlns:pic="http://schemas.openxmlformats.org/drawingml/2006/picture">
                   <pic:nvPicPr>
-                    <pic:cNvPr id="1512324811" name="Picture 6" descr="A graph with numbers and colored lines&#10;&#10;AI-generated content may be incorrect."/>
+                    <pic:cNvPr id="1512324811" name="Picture 6"/>
                     <pic:cNvPicPr/>
                   </pic:nvPicPr>
                   <pic:blipFill>
